--- a/revised-april-2026/BWP_Cybersecurity_Data_Protection_Policy_Manual_(v.04.2026).docx
+++ b/revised-april-2026/BWP_Cybersecurity_Data_Protection_Policy_Manual_(v.04.2026).docx
@@ -28,6 +28,8 @@
     </w:p>
     <w:p>
       <w:pPr>
+        <w:keepNext/>
+        <w:keepLines/>
         <w:spacing w:after="200" w:before="480"/>
         <w:jc w:val="center"/>
       </w:pPr>
@@ -45,6 +47,8 @@
     </w:p>
     <w:p>
       <w:pPr>
+        <w:keepNext/>
+        <w:keepLines/>
         <w:spacing w:after="80" w:before="80"/>
         <w:jc w:val="center"/>
       </w:pPr>
@@ -62,6 +66,8 @@
     </w:p>
     <w:p>
       <w:pPr>
+        <w:keepNext/>
+        <w:keepLines/>
         <w:spacing w:after="160" w:before="40"/>
         <w:jc w:val="center"/>
       </w:pPr>
@@ -192,6 +198,8 @@
     </w:p>
     <w:p>
       <w:pPr>
+        <w:keepNext/>
+        <w:keepLines/>
         <w:pBdr>
           <w:bottom w:val="single" w:color="1B3A5C" w:sz="4" w:space="4"/>
         </w:pBdr>
@@ -211,6 +219,8 @@
     </w:p>
     <w:p>
       <w:pPr>
+        <w:keepNext/>
+        <w:keepLines/>
         <w:spacing w:after="120" w:before="280" w:line="276" w:lineRule="auto"/>
       </w:pPr>
       <w:r>
@@ -246,6 +256,8 @@
     </w:p>
     <w:p>
       <w:pPr>
+        <w:keepNext/>
+        <w:keepLines/>
         <w:spacing w:after="120" w:before="280" w:line="276" w:lineRule="auto"/>
       </w:pPr>
       <w:r>
@@ -332,6 +344,8 @@
     </w:p>
     <w:p>
       <w:pPr>
+        <w:keepNext/>
+        <w:keepLines/>
         <w:spacing w:after="120" w:before="280" w:line="276" w:lineRule="auto"/>
       </w:pPr>
       <w:r>
@@ -452,6 +466,8 @@
     </w:p>
     <w:p>
       <w:pPr>
+        <w:keepNext/>
+        <w:keepLines/>
         <w:spacing w:after="120" w:before="280" w:line="276" w:lineRule="auto"/>
       </w:pPr>
       <w:r>
@@ -589,6 +605,8 @@
     </w:p>
     <w:p>
       <w:pPr>
+        <w:keepNext/>
+        <w:keepLines/>
         <w:pBdr>
           <w:bottom w:val="single" w:color="1B3A5C" w:sz="4" w:space="4"/>
         </w:pBdr>
@@ -608,6 +626,8 @@
     </w:p>
     <w:p>
       <w:pPr>
+        <w:keepNext/>
+        <w:keepLines/>
         <w:spacing w:after="120" w:before="280" w:line="276" w:lineRule="auto"/>
       </w:pPr>
       <w:r>
@@ -947,6 +967,8 @@
     </w:p>
     <w:p>
       <w:pPr>
+        <w:keepNext/>
+        <w:keepLines/>
         <w:spacing w:after="120" w:before="280" w:line="276" w:lineRule="auto"/>
       </w:pPr>
       <w:r>
@@ -1033,6 +1055,8 @@
     </w:p>
     <w:p>
       <w:pPr>
+        <w:keepNext/>
+        <w:keepLines/>
         <w:spacing w:after="120" w:before="280" w:line="276" w:lineRule="auto"/>
       </w:pPr>
       <w:r>
@@ -1087,6 +1111,8 @@
     </w:p>
     <w:p>
       <w:pPr>
+        <w:keepNext/>
+        <w:keepLines/>
         <w:spacing w:after="120" w:before="280" w:line="276" w:lineRule="auto"/>
       </w:pPr>
       <w:r>
@@ -1141,6 +1167,8 @@
     </w:p>
     <w:p>
       <w:pPr>
+        <w:keepNext/>
+        <w:keepLines/>
         <w:spacing w:after="120" w:before="280" w:line="276" w:lineRule="auto"/>
       </w:pPr>
       <w:r>
@@ -1417,6 +1445,8 @@
     </w:p>
     <w:p>
       <w:pPr>
+        <w:keepNext/>
+        <w:keepLines/>
         <w:pBdr>
           <w:bottom w:val="single" w:color="1B3A5C" w:sz="4" w:space="4"/>
         </w:pBdr>
@@ -1436,6 +1466,8 @@
     </w:p>
     <w:p>
       <w:pPr>
+        <w:keepNext/>
+        <w:keepLines/>
         <w:spacing w:after="120" w:before="280" w:line="276" w:lineRule="auto"/>
       </w:pPr>
       <w:r>
@@ -1799,6 +1831,8 @@
     </w:p>
     <w:p>
       <w:pPr>
+        <w:keepNext/>
+        <w:keepLines/>
         <w:spacing w:after="120" w:before="280" w:line="276" w:lineRule="auto"/>
       </w:pPr>
       <w:r>
@@ -1885,6 +1919,8 @@
     </w:p>
     <w:p>
       <w:pPr>
+        <w:keepNext/>
+        <w:keepLines/>
         <w:spacing w:after="120" w:before="280" w:line="276" w:lineRule="auto"/>
       </w:pPr>
       <w:r>
@@ -1920,6 +1956,8 @@
     </w:p>
     <w:p>
       <w:pPr>
+        <w:keepNext/>
+        <w:keepLines/>
         <w:pBdr>
           <w:bottom w:val="single" w:color="1B3A5C" w:sz="4" w:space="4"/>
         </w:pBdr>
@@ -1939,6 +1977,8 @@
     </w:p>
     <w:p>
       <w:pPr>
+        <w:keepNext/>
+        <w:keepLines/>
         <w:spacing w:after="120" w:before="280" w:line="276" w:lineRule="auto"/>
       </w:pPr>
       <w:r>
@@ -1974,6 +2014,8 @@
     </w:p>
     <w:p>
       <w:pPr>
+        <w:keepNext/>
+        <w:keepLines/>
         <w:spacing w:after="120" w:before="280" w:line="276" w:lineRule="auto"/>
       </w:pPr>
       <w:r>
@@ -2028,6 +2070,8 @@
     </w:p>
     <w:p>
       <w:pPr>
+        <w:keepNext/>
+        <w:keepLines/>
         <w:pBdr>
           <w:bottom w:val="single" w:color="1B3A5C" w:sz="4" w:space="4"/>
         </w:pBdr>
@@ -2047,6 +2091,8 @@
     </w:p>
     <w:p>
       <w:pPr>
+        <w:keepNext/>
+        <w:keepLines/>
         <w:spacing w:after="120" w:before="280" w:line="276" w:lineRule="auto"/>
       </w:pPr>
       <w:r>
@@ -2276,6 +2322,8 @@
     </w:p>
     <w:p>
       <w:pPr>
+        <w:keepNext/>
+        <w:keepLines/>
         <w:spacing w:after="120" w:before="280" w:line="276" w:lineRule="auto"/>
       </w:pPr>
       <w:r>
@@ -2381,6 +2429,8 @@
     </w:p>
     <w:p>
       <w:pPr>
+        <w:keepNext/>
+        <w:keepLines/>
         <w:pBdr>
           <w:bottom w:val="single" w:color="1B3A5C" w:sz="4" w:space="4"/>
         </w:pBdr>
@@ -2400,6 +2450,8 @@
     </w:p>
     <w:p>
       <w:pPr>
+        <w:keepNext/>
+        <w:keepLines/>
         <w:spacing w:after="120" w:before="280" w:line="276" w:lineRule="auto"/>
       </w:pPr>
       <w:r>
@@ -2503,6 +2555,8 @@
     </w:p>
     <w:p>
       <w:pPr>
+        <w:keepNext/>
+        <w:keepLines/>
         <w:spacing w:after="120" w:before="280" w:line="276" w:lineRule="auto"/>
       </w:pPr>
       <w:r>
@@ -2557,6 +2611,8 @@
     </w:p>
     <w:p>
       <w:pPr>
+        <w:keepNext/>
+        <w:keepLines/>
         <w:spacing w:after="120" w:before="280" w:line="276" w:lineRule="auto"/>
       </w:pPr>
       <w:r>
@@ -2592,6 +2648,8 @@
     </w:p>
     <w:p>
       <w:pPr>
+        <w:keepNext/>
+        <w:keepLines/>
         <w:pBdr>
           <w:bottom w:val="single" w:color="1B3A5C" w:sz="4" w:space="4"/>
         </w:pBdr>
@@ -2611,6 +2669,8 @@
     </w:p>
     <w:p>
       <w:pPr>
+        <w:keepNext/>
+        <w:keepLines/>
         <w:spacing w:after="120" w:before="280" w:line="276" w:lineRule="auto"/>
       </w:pPr>
       <w:r>
@@ -2646,6 +2706,8 @@
     </w:p>
     <w:p>
       <w:pPr>
+        <w:keepNext/>
+        <w:keepLines/>
         <w:spacing w:after="120" w:before="280" w:line="276" w:lineRule="auto"/>
       </w:pPr>
       <w:r>
@@ -2904,6 +2966,8 @@
     </w:p>
     <w:p>
       <w:pPr>
+        <w:keepNext/>
+        <w:keepLines/>
         <w:spacing w:after="120" w:before="280" w:line="276" w:lineRule="auto"/>
       </w:pPr>
       <w:r>
@@ -2939,6 +3003,8 @@
     </w:p>
     <w:p>
       <w:pPr>
+        <w:keepNext/>
+        <w:keepLines/>
         <w:spacing w:after="120" w:before="280" w:line="276" w:lineRule="auto"/>
       </w:pPr>
       <w:r>
@@ -2974,6 +3040,8 @@
     </w:p>
     <w:p>
       <w:pPr>
+        <w:keepNext/>
+        <w:keepLines/>
         <w:spacing w:after="120" w:before="280" w:line="276" w:lineRule="auto"/>
       </w:pPr>
       <w:r>
@@ -3009,6 +3077,8 @@
     </w:p>
     <w:p>
       <w:pPr>
+        <w:keepNext/>
+        <w:keepLines/>
         <w:pBdr>
           <w:bottom w:val="single" w:color="1B3A5C" w:sz="4" w:space="4"/>
         </w:pBdr>
@@ -3028,6 +3098,8 @@
     </w:p>
     <w:p>
       <w:pPr>
+        <w:keepNext/>
+        <w:keepLines/>
         <w:spacing w:after="120" w:before="280" w:line="276" w:lineRule="auto"/>
       </w:pPr>
       <w:r>
@@ -3063,6 +3135,8 @@
     </w:p>
     <w:p>
       <w:pPr>
+        <w:keepNext/>
+        <w:keepLines/>
         <w:spacing w:after="120" w:before="280" w:line="276" w:lineRule="auto"/>
       </w:pPr>
       <w:r>
@@ -3117,6 +3191,8 @@
     </w:p>
     <w:p>
       <w:pPr>
+        <w:keepNext/>
+        <w:keepLines/>
         <w:pBdr>
           <w:bottom w:val="single" w:color="1B3A5C" w:sz="4" w:space="4"/>
         </w:pBdr>
@@ -3274,6 +3350,8 @@
     </w:p>
     <w:p>
       <w:pPr>
+        <w:keepNext/>
+        <w:keepLines/>
         <w:spacing w:after="120" w:before="280" w:line="276" w:lineRule="auto"/>
       </w:pPr>
       <w:r>
@@ -3328,6 +3406,8 @@
     </w:p>
     <w:p>
       <w:pPr>
+        <w:keepNext/>
+        <w:keepLines/>
         <w:pBdr>
           <w:bottom w:val="single" w:color="1B3A5C" w:sz="4" w:space="4"/>
         </w:pBdr>
@@ -3434,6 +3514,8 @@
     </w:p>
     <w:p>
       <w:pPr>
+        <w:keepNext/>
+        <w:keepLines/>
         <w:spacing w:after="120" w:before="280" w:line="276" w:lineRule="auto"/>
       </w:pPr>
       <w:r>
@@ -4013,6 +4095,10 @@
   </w:style>
   <w:style w:type="paragraph" w:styleId="Heading1">
     <w:name w:val="Heading 1"/>
+    <w:pPr>
+      <w:keepNext/>
+      <w:keepLines/>
+    </w:pPr>
     <w:basedOn w:val="Normal"/>
     <w:next w:val="Normal"/>
     <w:qFormat/>
@@ -4024,6 +4110,10 @@
   </w:style>
   <w:style w:type="paragraph" w:styleId="Heading2">
     <w:name w:val="Heading 2"/>
+    <w:pPr>
+      <w:keepNext/>
+      <w:keepLines/>
+    </w:pPr>
     <w:basedOn w:val="Normal"/>
     <w:next w:val="Normal"/>
     <w:qFormat/>
@@ -4035,6 +4125,10 @@
   </w:style>
   <w:style w:type="paragraph" w:styleId="Heading3">
     <w:name w:val="Heading 3"/>
+    <w:pPr>
+      <w:keepNext/>
+      <w:keepLines/>
+    </w:pPr>
     <w:basedOn w:val="Normal"/>
     <w:next w:val="Normal"/>
     <w:qFormat/>

--- a/revised-april-2026/BWP_Cybersecurity_Data_Protection_Policy_Manual_(v.04.2026).docx
+++ b/revised-april-2026/BWP_Cybersecurity_Data_Protection_Policy_Manual_(v.04.2026).docx
@@ -28,8 +28,6 @@
     </w:p>
     <w:p>
       <w:pPr>
-        <w:keepNext/>
-        <w:keepLines/>
         <w:spacing w:after="200" w:before="480"/>
         <w:jc w:val="center"/>
       </w:pPr>
@@ -47,8 +45,6 @@
     </w:p>
     <w:p>
       <w:pPr>
-        <w:keepNext/>
-        <w:keepLines/>
         <w:spacing w:after="80" w:before="80"/>
         <w:jc w:val="center"/>
       </w:pPr>
@@ -66,8 +62,6 @@
     </w:p>
     <w:p>
       <w:pPr>
-        <w:keepNext/>
-        <w:keepLines/>
         <w:spacing w:after="160" w:before="40"/>
         <w:jc w:val="center"/>
       </w:pPr>
@@ -198,12 +192,10 @@
     </w:p>
     <w:p>
       <w:pPr>
-        <w:keepNext/>
-        <w:keepLines/>
-        <w:pBdr>
-          <w:bottom w:val="single" w:color="1B3A5C" w:sz="4" w:space="4"/>
-        </w:pBdr>
-        <w:spacing w:after="160" w:before="360" w:line="276" w:lineRule="auto"/>
+        <w:pStyle w:val="Heading1"/>
+        <w:keepNext/>
+        <w:keepLines/>
+        <w:spacing w:after="120" w:before="240"/>
       </w:pPr>
       <w:r>
         <w:rPr>
@@ -219,9 +211,10 @@
     </w:p>
     <w:p>
       <w:pPr>
-        <w:keepNext/>
-        <w:keepLines/>
-        <w:spacing w:after="120" w:before="280" w:line="276" w:lineRule="auto"/>
+        <w:pStyle w:val="Heading2"/>
+        <w:keepNext/>
+        <w:keepLines/>
+        <w:spacing w:after="100" w:before="200"/>
       </w:pPr>
       <w:r>
         <w:rPr>
@@ -256,9 +249,10 @@
     </w:p>
     <w:p>
       <w:pPr>
-        <w:keepNext/>
-        <w:keepLines/>
-        <w:spacing w:after="120" w:before="280" w:line="276" w:lineRule="auto"/>
+        <w:pStyle w:val="Heading2"/>
+        <w:keepNext/>
+        <w:keepLines/>
+        <w:spacing w:after="100" w:before="200"/>
       </w:pPr>
       <w:r>
         <w:rPr>
@@ -344,9 +338,10 @@
     </w:p>
     <w:p>
       <w:pPr>
-        <w:keepNext/>
-        <w:keepLines/>
-        <w:spacing w:after="120" w:before="280" w:line="276" w:lineRule="auto"/>
+        <w:pStyle w:val="Heading2"/>
+        <w:keepNext/>
+        <w:keepLines/>
+        <w:spacing w:after="100" w:before="200"/>
       </w:pPr>
       <w:r>
         <w:rPr>
@@ -466,9 +461,10 @@
     </w:p>
     <w:p>
       <w:pPr>
-        <w:keepNext/>
-        <w:keepLines/>
-        <w:spacing w:after="120" w:before="280" w:line="276" w:lineRule="auto"/>
+        <w:pStyle w:val="Heading2"/>
+        <w:keepNext/>
+        <w:keepLines/>
+        <w:spacing w:after="100" w:before="200"/>
       </w:pPr>
       <w:r>
         <w:rPr>
@@ -605,12 +601,10 @@
     </w:p>
     <w:p>
       <w:pPr>
-        <w:keepNext/>
-        <w:keepLines/>
-        <w:pBdr>
-          <w:bottom w:val="single" w:color="1B3A5C" w:sz="4" w:space="4"/>
-        </w:pBdr>
-        <w:spacing w:after="160" w:before="360" w:line="276" w:lineRule="auto"/>
+        <w:pStyle w:val="Heading1"/>
+        <w:keepNext/>
+        <w:keepLines/>
+        <w:spacing w:after="120" w:before="240"/>
       </w:pPr>
       <w:r>
         <w:rPr>
@@ -626,9 +620,10 @@
     </w:p>
     <w:p>
       <w:pPr>
-        <w:keepNext/>
-        <w:keepLines/>
-        <w:spacing w:after="120" w:before="280" w:line="276" w:lineRule="auto"/>
+        <w:pStyle w:val="Heading2"/>
+        <w:keepNext/>
+        <w:keepLines/>
+        <w:spacing w:after="100" w:before="200"/>
       </w:pPr>
       <w:r>
         <w:rPr>
@@ -829,7 +824,10 @@
     </w:p>
     <w:p>
       <w:pPr>
-        <w:spacing w:after="100" w:before="220" w:line="276" w:lineRule="auto"/>
+        <w:pStyle w:val="Heading3"/>
+        <w:keepNext/>
+        <w:keepLines/>
+        <w:spacing w:after="80" w:before="160"/>
       </w:pPr>
       <w:r>
         <w:rPr>
@@ -932,7 +930,10 @@
     </w:p>
     <w:p>
       <w:pPr>
-        <w:spacing w:after="100" w:before="220" w:line="276" w:lineRule="auto"/>
+        <w:pStyle w:val="Heading3"/>
+        <w:keepNext/>
+        <w:keepLines/>
+        <w:spacing w:after="80" w:before="160"/>
       </w:pPr>
       <w:r>
         <w:rPr>
@@ -967,9 +968,10 @@
     </w:p>
     <w:p>
       <w:pPr>
-        <w:keepNext/>
-        <w:keepLines/>
-        <w:spacing w:after="120" w:before="280" w:line="276" w:lineRule="auto"/>
+        <w:pStyle w:val="Heading2"/>
+        <w:keepNext/>
+        <w:keepLines/>
+        <w:spacing w:after="100" w:before="200"/>
       </w:pPr>
       <w:r>
         <w:rPr>
@@ -1055,9 +1057,10 @@
     </w:p>
     <w:p>
       <w:pPr>
-        <w:keepNext/>
-        <w:keepLines/>
-        <w:spacing w:after="120" w:before="280" w:line="276" w:lineRule="auto"/>
+        <w:pStyle w:val="Heading2"/>
+        <w:keepNext/>
+        <w:keepLines/>
+        <w:spacing w:after="100" w:before="200"/>
       </w:pPr>
       <w:r>
         <w:rPr>
@@ -1111,9 +1114,10 @@
     </w:p>
     <w:p>
       <w:pPr>
-        <w:keepNext/>
-        <w:keepLines/>
-        <w:spacing w:after="120" w:before="280" w:line="276" w:lineRule="auto"/>
+        <w:pStyle w:val="Heading2"/>
+        <w:keepNext/>
+        <w:keepLines/>
+        <w:spacing w:after="100" w:before="200"/>
       </w:pPr>
       <w:r>
         <w:rPr>
@@ -1167,9 +1171,10 @@
     </w:p>
     <w:p>
       <w:pPr>
-        <w:keepNext/>
-        <w:keepLines/>
-        <w:spacing w:after="120" w:before="280" w:line="276" w:lineRule="auto"/>
+        <w:pStyle w:val="Heading2"/>
+        <w:keepNext/>
+        <w:keepLines/>
+        <w:spacing w:after="100" w:before="200"/>
       </w:pPr>
       <w:r>
         <w:rPr>
@@ -1223,7 +1228,10 @@
     </w:p>
     <w:p>
       <w:pPr>
-        <w:spacing w:after="100" w:before="220" w:line="276" w:lineRule="auto"/>
+        <w:pStyle w:val="Heading3"/>
+        <w:keepNext/>
+        <w:keepLines/>
+        <w:spacing w:after="80" w:before="160"/>
       </w:pPr>
       <w:r>
         <w:rPr>
@@ -1258,7 +1266,10 @@
     </w:p>
     <w:p>
       <w:pPr>
-        <w:spacing w:after="100" w:before="220" w:line="276" w:lineRule="auto"/>
+        <w:pStyle w:val="Heading3"/>
+        <w:keepNext/>
+        <w:keepLines/>
+        <w:spacing w:after="80" w:before="160"/>
       </w:pPr>
       <w:r>
         <w:rPr>
@@ -1293,7 +1304,10 @@
     </w:p>
     <w:p>
       <w:pPr>
-        <w:spacing w:after="100" w:before="220" w:line="276" w:lineRule="auto"/>
+        <w:pStyle w:val="Heading3"/>
+        <w:keepNext/>
+        <w:keepLines/>
+        <w:spacing w:after="80" w:before="160"/>
       </w:pPr>
       <w:r>
         <w:rPr>
@@ -1445,12 +1459,10 @@
     </w:p>
     <w:p>
       <w:pPr>
-        <w:keepNext/>
-        <w:keepLines/>
-        <w:pBdr>
-          <w:bottom w:val="single" w:color="1B3A5C" w:sz="4" w:space="4"/>
-        </w:pBdr>
-        <w:spacing w:after="160" w:before="360" w:line="276" w:lineRule="auto"/>
+        <w:pStyle w:val="Heading1"/>
+        <w:keepNext/>
+        <w:keepLines/>
+        <w:spacing w:after="120" w:before="240"/>
       </w:pPr>
       <w:r>
         <w:rPr>
@@ -1466,9 +1478,10 @@
     </w:p>
     <w:p>
       <w:pPr>
-        <w:keepNext/>
-        <w:keepLines/>
-        <w:spacing w:after="120" w:before="280" w:line="276" w:lineRule="auto"/>
+        <w:pStyle w:val="Heading2"/>
+        <w:keepNext/>
+        <w:keepLines/>
+        <w:spacing w:after="100" w:before="200"/>
       </w:pPr>
       <w:r>
         <w:rPr>
@@ -1607,7 +1620,10 @@
     </w:p>
     <w:p>
       <w:pPr>
-        <w:spacing w:after="100" w:before="220" w:line="276" w:lineRule="auto"/>
+        <w:pStyle w:val="Heading3"/>
+        <w:keepNext/>
+        <w:keepLines/>
+        <w:spacing w:after="80" w:before="160"/>
       </w:pPr>
       <w:r>
         <w:rPr>
@@ -1702,7 +1718,10 @@
     </w:p>
     <w:p>
       <w:pPr>
-        <w:spacing w:after="100" w:before="220" w:line="276" w:lineRule="auto"/>
+        <w:pStyle w:val="Heading3"/>
+        <w:keepNext/>
+        <w:keepLines/>
+        <w:spacing w:after="80" w:before="160"/>
       </w:pPr>
       <w:r>
         <w:rPr>
@@ -1831,9 +1850,10 @@
     </w:p>
     <w:p>
       <w:pPr>
-        <w:keepNext/>
-        <w:keepLines/>
-        <w:spacing w:after="120" w:before="280" w:line="276" w:lineRule="auto"/>
+        <w:pStyle w:val="Heading2"/>
+        <w:keepNext/>
+        <w:keepLines/>
+        <w:spacing w:after="100" w:before="200"/>
       </w:pPr>
       <w:r>
         <w:rPr>
@@ -1919,9 +1939,10 @@
     </w:p>
     <w:p>
       <w:pPr>
-        <w:keepNext/>
-        <w:keepLines/>
-        <w:spacing w:after="120" w:before="280" w:line="276" w:lineRule="auto"/>
+        <w:pStyle w:val="Heading2"/>
+        <w:keepNext/>
+        <w:keepLines/>
+        <w:spacing w:after="100" w:before="200"/>
       </w:pPr>
       <w:r>
         <w:rPr>
@@ -1956,12 +1977,10 @@
     </w:p>
     <w:p>
       <w:pPr>
-        <w:keepNext/>
-        <w:keepLines/>
-        <w:pBdr>
-          <w:bottom w:val="single" w:color="1B3A5C" w:sz="4" w:space="4"/>
-        </w:pBdr>
-        <w:spacing w:after="160" w:before="360" w:line="276" w:lineRule="auto"/>
+        <w:pStyle w:val="Heading1"/>
+        <w:keepNext/>
+        <w:keepLines/>
+        <w:spacing w:after="120" w:before="240"/>
       </w:pPr>
       <w:r>
         <w:rPr>
@@ -1977,9 +1996,10 @@
     </w:p>
     <w:p>
       <w:pPr>
-        <w:keepNext/>
-        <w:keepLines/>
-        <w:spacing w:after="120" w:before="280" w:line="276" w:lineRule="auto"/>
+        <w:pStyle w:val="Heading2"/>
+        <w:keepNext/>
+        <w:keepLines/>
+        <w:spacing w:after="100" w:before="200"/>
       </w:pPr>
       <w:r>
         <w:rPr>
@@ -2014,9 +2034,10 @@
     </w:p>
     <w:p>
       <w:pPr>
-        <w:keepNext/>
-        <w:keepLines/>
-        <w:spacing w:after="120" w:before="280" w:line="276" w:lineRule="auto"/>
+        <w:pStyle w:val="Heading2"/>
+        <w:keepNext/>
+        <w:keepLines/>
+        <w:spacing w:after="100" w:before="200"/>
       </w:pPr>
       <w:r>
         <w:rPr>
@@ -2070,12 +2091,10 @@
     </w:p>
     <w:p>
       <w:pPr>
-        <w:keepNext/>
-        <w:keepLines/>
-        <w:pBdr>
-          <w:bottom w:val="single" w:color="1B3A5C" w:sz="4" w:space="4"/>
-        </w:pBdr>
-        <w:spacing w:after="160" w:before="360" w:line="276" w:lineRule="auto"/>
+        <w:pStyle w:val="Heading1"/>
+        <w:keepNext/>
+        <w:keepLines/>
+        <w:spacing w:after="120" w:before="240"/>
       </w:pPr>
       <w:r>
         <w:rPr>
@@ -2091,9 +2110,10 @@
     </w:p>
     <w:p>
       <w:pPr>
-        <w:keepNext/>
-        <w:keepLines/>
-        <w:spacing w:after="120" w:before="280" w:line="276" w:lineRule="auto"/>
+        <w:pStyle w:val="Heading2"/>
+        <w:keepNext/>
+        <w:keepLines/>
+        <w:spacing w:after="100" w:before="200"/>
       </w:pPr>
       <w:r>
         <w:rPr>
@@ -2147,7 +2167,10 @@
     </w:p>
     <w:p>
       <w:pPr>
-        <w:spacing w:after="100" w:before="220" w:line="276" w:lineRule="auto"/>
+        <w:pStyle w:val="Heading3"/>
+        <w:keepNext/>
+        <w:keepLines/>
+        <w:spacing w:after="80" w:before="160"/>
       </w:pPr>
       <w:r>
         <w:rPr>
@@ -2322,9 +2345,10 @@
     </w:p>
     <w:p>
       <w:pPr>
-        <w:keepNext/>
-        <w:keepLines/>
-        <w:spacing w:after="120" w:before="280" w:line="276" w:lineRule="auto"/>
+        <w:pStyle w:val="Heading2"/>
+        <w:keepNext/>
+        <w:keepLines/>
+        <w:spacing w:after="100" w:before="200"/>
       </w:pPr>
       <w:r>
         <w:rPr>
@@ -2429,12 +2453,10 @@
     </w:p>
     <w:p>
       <w:pPr>
-        <w:keepNext/>
-        <w:keepLines/>
-        <w:pBdr>
-          <w:bottom w:val="single" w:color="1B3A5C" w:sz="4" w:space="4"/>
-        </w:pBdr>
-        <w:spacing w:after="160" w:before="360" w:line="276" w:lineRule="auto"/>
+        <w:pStyle w:val="Heading1"/>
+        <w:keepNext/>
+        <w:keepLines/>
+        <w:spacing w:after="120" w:before="240"/>
       </w:pPr>
       <w:r>
         <w:rPr>
@@ -2450,9 +2472,10 @@
     </w:p>
     <w:p>
       <w:pPr>
-        <w:keepNext/>
-        <w:keepLines/>
-        <w:spacing w:after="120" w:before="280" w:line="276" w:lineRule="auto"/>
+        <w:pStyle w:val="Heading2"/>
+        <w:keepNext/>
+        <w:keepLines/>
+        <w:spacing w:after="100" w:before="200"/>
       </w:pPr>
       <w:r>
         <w:rPr>
@@ -2555,9 +2578,10 @@
     </w:p>
     <w:p>
       <w:pPr>
-        <w:keepNext/>
-        <w:keepLines/>
-        <w:spacing w:after="120" w:before="280" w:line="276" w:lineRule="auto"/>
+        <w:pStyle w:val="Heading2"/>
+        <w:keepNext/>
+        <w:keepLines/>
+        <w:spacing w:after="100" w:before="200"/>
       </w:pPr>
       <w:r>
         <w:rPr>
@@ -2611,9 +2635,10 @@
     </w:p>
     <w:p>
       <w:pPr>
-        <w:keepNext/>
-        <w:keepLines/>
-        <w:spacing w:after="120" w:before="280" w:line="276" w:lineRule="auto"/>
+        <w:pStyle w:val="Heading2"/>
+        <w:keepNext/>
+        <w:keepLines/>
+        <w:spacing w:after="100" w:before="200"/>
       </w:pPr>
       <w:r>
         <w:rPr>
@@ -2648,12 +2673,10 @@
     </w:p>
     <w:p>
       <w:pPr>
-        <w:keepNext/>
-        <w:keepLines/>
-        <w:pBdr>
-          <w:bottom w:val="single" w:color="1B3A5C" w:sz="4" w:space="4"/>
-        </w:pBdr>
-        <w:spacing w:after="160" w:before="360" w:line="276" w:lineRule="auto"/>
+        <w:pStyle w:val="Heading1"/>
+        <w:keepNext/>
+        <w:keepLines/>
+        <w:spacing w:after="120" w:before="240"/>
       </w:pPr>
       <w:r>
         <w:rPr>
@@ -2669,9 +2692,10 @@
     </w:p>
     <w:p>
       <w:pPr>
-        <w:keepNext/>
-        <w:keepLines/>
-        <w:spacing w:after="120" w:before="280" w:line="276" w:lineRule="auto"/>
+        <w:pStyle w:val="Heading2"/>
+        <w:keepNext/>
+        <w:keepLines/>
+        <w:spacing w:after="100" w:before="200"/>
       </w:pPr>
       <w:r>
         <w:rPr>
@@ -2706,9 +2730,10 @@
     </w:p>
     <w:p>
       <w:pPr>
-        <w:keepNext/>
-        <w:keepLines/>
-        <w:spacing w:after="120" w:before="280" w:line="276" w:lineRule="auto"/>
+        <w:pStyle w:val="Heading2"/>
+        <w:keepNext/>
+        <w:keepLines/>
+        <w:spacing w:after="100" w:before="200"/>
       </w:pPr>
       <w:r>
         <w:rPr>
@@ -2966,9 +2991,10 @@
     </w:p>
     <w:p>
       <w:pPr>
-        <w:keepNext/>
-        <w:keepLines/>
-        <w:spacing w:after="120" w:before="280" w:line="276" w:lineRule="auto"/>
+        <w:pStyle w:val="Heading2"/>
+        <w:keepNext/>
+        <w:keepLines/>
+        <w:spacing w:after="100" w:before="200"/>
       </w:pPr>
       <w:r>
         <w:rPr>
@@ -3003,9 +3029,10 @@
     </w:p>
     <w:p>
       <w:pPr>
-        <w:keepNext/>
-        <w:keepLines/>
-        <w:spacing w:after="120" w:before="280" w:line="276" w:lineRule="auto"/>
+        <w:pStyle w:val="Heading2"/>
+        <w:keepNext/>
+        <w:keepLines/>
+        <w:spacing w:after="100" w:before="200"/>
       </w:pPr>
       <w:r>
         <w:rPr>
@@ -3040,9 +3067,10 @@
     </w:p>
     <w:p>
       <w:pPr>
-        <w:keepNext/>
-        <w:keepLines/>
-        <w:spacing w:after="120" w:before="280" w:line="276" w:lineRule="auto"/>
+        <w:pStyle w:val="Heading2"/>
+        <w:keepNext/>
+        <w:keepLines/>
+        <w:spacing w:after="100" w:before="200"/>
       </w:pPr>
       <w:r>
         <w:rPr>
@@ -3077,12 +3105,10 @@
     </w:p>
     <w:p>
       <w:pPr>
-        <w:keepNext/>
-        <w:keepLines/>
-        <w:pBdr>
-          <w:bottom w:val="single" w:color="1B3A5C" w:sz="4" w:space="4"/>
-        </w:pBdr>
-        <w:spacing w:after="160" w:before="360" w:line="276" w:lineRule="auto"/>
+        <w:pStyle w:val="Heading1"/>
+        <w:keepNext/>
+        <w:keepLines/>
+        <w:spacing w:after="120" w:before="240"/>
       </w:pPr>
       <w:r>
         <w:rPr>
@@ -3098,9 +3124,10 @@
     </w:p>
     <w:p>
       <w:pPr>
-        <w:keepNext/>
-        <w:keepLines/>
-        <w:spacing w:after="120" w:before="280" w:line="276" w:lineRule="auto"/>
+        <w:pStyle w:val="Heading2"/>
+        <w:keepNext/>
+        <w:keepLines/>
+        <w:spacing w:after="100" w:before="200"/>
       </w:pPr>
       <w:r>
         <w:rPr>
@@ -3135,9 +3162,10 @@
     </w:p>
     <w:p>
       <w:pPr>
-        <w:keepNext/>
-        <w:keepLines/>
-        <w:spacing w:after="120" w:before="280" w:line="276" w:lineRule="auto"/>
+        <w:pStyle w:val="Heading2"/>
+        <w:keepNext/>
+        <w:keepLines/>
+        <w:spacing w:after="100" w:before="200"/>
       </w:pPr>
       <w:r>
         <w:rPr>
@@ -3191,12 +3219,10 @@
     </w:p>
     <w:p>
       <w:pPr>
-        <w:keepNext/>
-        <w:keepLines/>
-        <w:pBdr>
-          <w:bottom w:val="single" w:color="1B3A5C" w:sz="4" w:space="4"/>
-        </w:pBdr>
-        <w:spacing w:after="160" w:before="360" w:line="276" w:lineRule="auto"/>
+        <w:pStyle w:val="Heading1"/>
+        <w:keepNext/>
+        <w:keepLines/>
+        <w:spacing w:after="120" w:before="240"/>
       </w:pPr>
       <w:r>
         <w:rPr>
@@ -3350,9 +3376,10 @@
     </w:p>
     <w:p>
       <w:pPr>
-        <w:keepNext/>
-        <w:keepLines/>
-        <w:spacing w:after="120" w:before="280" w:line="276" w:lineRule="auto"/>
+        <w:pStyle w:val="Heading2"/>
+        <w:keepNext/>
+        <w:keepLines/>
+        <w:spacing w:after="100" w:before="200"/>
       </w:pPr>
       <w:r>
         <w:rPr>
@@ -3406,12 +3433,10 @@
     </w:p>
     <w:p>
       <w:pPr>
-        <w:keepNext/>
-        <w:keepLines/>
-        <w:pBdr>
-          <w:bottom w:val="single" w:color="1B3A5C" w:sz="4" w:space="4"/>
-        </w:pBdr>
-        <w:spacing w:after="160" w:before="360" w:line="276" w:lineRule="auto"/>
+        <w:pStyle w:val="Heading1"/>
+        <w:keepNext/>
+        <w:keepLines/>
+        <w:spacing w:after="120" w:before="240"/>
       </w:pPr>
       <w:r>
         <w:rPr>
@@ -3514,9 +3539,10 @@
     </w:p>
     <w:p>
       <w:pPr>
-        <w:keepNext/>
-        <w:keepLines/>
-        <w:spacing w:after="120" w:before="280" w:line="276" w:lineRule="auto"/>
+        <w:pStyle w:val="Heading2"/>
+        <w:keepNext/>
+        <w:keepLines/>
+        <w:spacing w:after="100" w:before="200"/>
       </w:pPr>
       <w:r>
         <w:rPr>
@@ -3551,7 +3577,10 @@
     </w:p>
     <w:p>
       <w:pPr>
-        <w:spacing w:after="100" w:before="220" w:line="276" w:lineRule="auto"/>
+        <w:pStyle w:val="Heading3"/>
+        <w:keepNext/>
+        <w:keepLines/>
+        <w:spacing w:after="80" w:before="160"/>
       </w:pPr>
       <w:r>
         <w:rPr>
@@ -3671,7 +3700,10 @@
     </w:p>
     <w:p>
       <w:pPr>
-        <w:spacing w:after="100" w:before="220" w:line="276" w:lineRule="auto"/>
+        <w:pStyle w:val="Heading3"/>
+        <w:keepNext/>
+        <w:keepLines/>
+        <w:spacing w:after="80" w:before="160"/>
       </w:pPr>
       <w:r>
         <w:rPr>
@@ -4080,7 +4112,13 @@
 <file path=word/styles.xml><?xml version="1.0" encoding="utf-8"?>
 <w:styles xmlns:mc="http://schemas.openxmlformats.org/markup-compatibility/2006" xmlns:r="http://schemas.openxmlformats.org/officeDocument/2006/relationships" xmlns:w="http://schemas.openxmlformats.org/wordprocessingml/2006/main" xmlns:w14="http://schemas.microsoft.com/office/word/2010/wordml" xmlns:w15="http://schemas.microsoft.com/office/word/2012/wordml" mc:Ignorable="w14 w15">
   <w:docDefaults>
-    <w:rPrDefault/>
+    <w:rPrDefault>
+      <w:rPr>
+        <w:rFonts w:ascii="Arial" w:cs="Arial" w:eastAsia="Arial" w:hAnsi="Arial"/>
+        <w:sz w:val="24"/>
+        <w:szCs w:val="24"/>
+      </w:rPr>
+    </w:rPrDefault>
     <w:pPrDefault/>
   </w:docDefaults>
   <w:style w:type="paragraph" w:styleId="Title">
@@ -4095,10 +4133,6 @@
   </w:style>
   <w:style w:type="paragraph" w:styleId="Heading1">
     <w:name w:val="Heading 1"/>
-    <w:pPr>
-      <w:keepNext/>
-      <w:keepLines/>
-    </w:pPr>
     <w:basedOn w:val="Normal"/>
     <w:next w:val="Normal"/>
     <w:qFormat/>
@@ -4110,10 +4144,6 @@
   </w:style>
   <w:style w:type="paragraph" w:styleId="Heading2">
     <w:name w:val="Heading 2"/>
-    <w:pPr>
-      <w:keepNext/>
-      <w:keepLines/>
-    </w:pPr>
     <w:basedOn w:val="Normal"/>
     <w:next w:val="Normal"/>
     <w:qFormat/>
@@ -4125,10 +4155,6 @@
   </w:style>
   <w:style w:type="paragraph" w:styleId="Heading3">
     <w:name w:val="Heading 3"/>
-    <w:pPr>
-      <w:keepNext/>
-      <w:keepLines/>
-    </w:pPr>
     <w:basedOn w:val="Normal"/>
     <w:next w:val="Normal"/>
     <w:qFormat/>
@@ -4266,5 +4292,62 @@
       <w:szCs w:val="20"/>
     </w:rPr>
   </w:style>
+  <w:style w:type="paragraph" w:styleId="Heading1">
+    <w:name w:val="Heading 1"/>
+    <w:basedOn w:val="Normal"/>
+    <w:next w:val="Normal"/>
+    <w:qFormat/>
+    <w:pPr>
+      <w:keepNext/>
+      <w:keepLines/>
+      <w:spacing w:after="120" w:before="240"/>
+      <w:outlineLvl w:val="0"/>
+    </w:pPr>
+    <w:rPr>
+      <w:rFonts w:ascii="Arial" w:cs="Arial" w:eastAsia="Arial" w:hAnsi="Arial"/>
+      <w:b/>
+      <w:bCs/>
+      <w:sz w:val="32"/>
+      <w:szCs w:val="32"/>
+    </w:rPr>
+  </w:style>
+  <w:style w:type="paragraph" w:styleId="Heading2">
+    <w:name w:val="Heading 2"/>
+    <w:basedOn w:val="Normal"/>
+    <w:next w:val="Normal"/>
+    <w:qFormat/>
+    <w:pPr>
+      <w:keepNext/>
+      <w:keepLines/>
+      <w:spacing w:after="100" w:before="200"/>
+      <w:outlineLvl w:val="1"/>
+    </w:pPr>
+    <w:rPr>
+      <w:rFonts w:ascii="Arial" w:cs="Arial" w:eastAsia="Arial" w:hAnsi="Arial"/>
+      <w:b/>
+      <w:bCs/>
+      <w:sz w:val="28"/>
+      <w:szCs w:val="28"/>
+    </w:rPr>
+  </w:style>
+  <w:style w:type="paragraph" w:styleId="Heading3">
+    <w:name w:val="Heading 3"/>
+    <w:basedOn w:val="Normal"/>
+    <w:next w:val="Normal"/>
+    <w:qFormat/>
+    <w:pPr>
+      <w:keepNext/>
+      <w:keepLines/>
+      <w:spacing w:after="80" w:before="160"/>
+      <w:outlineLvl w:val="2"/>
+    </w:pPr>
+    <w:rPr>
+      <w:rFonts w:ascii="Arial" w:cs="Arial" w:eastAsia="Arial" w:hAnsi="Arial"/>
+      <w:b/>
+      <w:bCs/>
+      <w:sz w:val="24"/>
+      <w:szCs w:val="24"/>
+    </w:rPr>
+  </w:style>
 </w:styles>
 </file>
--- a/revised-april-2026/BWP_Cybersecurity_Data_Protection_Policy_Manual_(v.04.2026).docx
+++ b/revised-april-2026/BWP_Cybersecurity_Data_Protection_Policy_Manual_(v.04.2026).docx
@@ -1,6 +1,6 @@
 
 <file path=word/document.xml><?xml version="1.0" encoding="utf-8"?>
-<w:document xmlns:wpc="http://schemas.microsoft.com/office/word/2010/wordprocessingCanvas" xmlns:mc="http://schemas.openxmlformats.org/markup-compatibility/2006" xmlns:o="urn:schemas-microsoft-com:office:office" xmlns:r="http://schemas.openxmlformats.org/officeDocument/2006/relationships" xmlns:m="http://schemas.openxmlformats.org/officeDocument/2006/math" xmlns:v="urn:schemas-microsoft-com:vml" xmlns:wp14="http://schemas.microsoft.com/office/word/2010/wordprocessingDrawing" xmlns:wp="http://schemas.openxmlformats.org/drawingml/2006/wordprocessingDrawing" xmlns:w10="urn:schemas-microsoft-com:office:word" xmlns:w="http://schemas.openxmlformats.org/wordprocessingml/2006/main" xmlns:w14="http://schemas.microsoft.com/office/word/2010/wordml" xmlns:w15="http://schemas.microsoft.com/office/word/2012/wordml" xmlns:wpg="http://schemas.microsoft.com/office/word/2010/wordprocessingGroup" xmlns:wpi="http://schemas.microsoft.com/office/word/2010/wordprocessingInk" xmlns:wne="http://schemas.microsoft.com/office/word/2006/wordml" xmlns:wps="http://schemas.microsoft.com/office/word/2010/wordprocessingShape" xmlns:cx="http://schemas.microsoft.com/office/drawing/2014/chartex" xmlns:cx1="http://schemas.microsoft.com/office/drawing/2015/9/8/chartex" xmlns:cx2="http://schemas.microsoft.com/office/drawing/2015/10/21/chartex" xmlns:cx3="http://schemas.microsoft.com/office/drawing/2016/5/9/chartex" xmlns:cx4="http://schemas.microsoft.com/office/drawing/2016/5/10/chartex" xmlns:cx5="http://schemas.microsoft.com/office/drawing/2016/5/11/chartex" xmlns:cx6="http://schemas.microsoft.com/office/drawing/2016/5/12/chartex" xmlns:cx7="http://schemas.microsoft.com/office/drawing/2016/5/13/chartex" xmlns:cx8="http://schemas.microsoft.com/office/drawing/2016/5/14/chartex" xmlns:aink="http://schemas.microsoft.com/office/drawing/2016/ink" xmlns:am3d="http://schemas.microsoft.com/office/drawing/2017/model3d" xmlns:w16cex="http://schemas.microsoft.com/office/word/2018/wordml/cex" xmlns:w16cid="http://schemas.microsoft.com/office/word/2016/wordml/cid" xmlns:w16="http://schemas.microsoft.com/office/word/2018/wordml" xmlns:w16sdtdh="http://schemas.microsoft.com/office/word/2020/wordml/sdtdatahash" xmlns:w16se="http://schemas.microsoft.com/office/word/2015/wordml/symex" mc:Ignorable="w14 w15 wp14">
+<w:document xmlns:mc="http://schemas.openxmlformats.org/markup-compatibility/2006" xmlns:r="http://schemas.openxmlformats.org/officeDocument/2006/relationships" xmlns:w="http://schemas.openxmlformats.org/wordprocessingml/2006/main" mc:Ignorable="w14 w15 wp14">
   <w:body>
     <w:p>
       <w:pPr>
@@ -164,30 +164,6 @@
           <w:szCs w:val="24"/>
         </w:rPr>
         <w:t xml:space="preserve">This Data Security Program is the property of Buckeye Wealth Partners, LLC (“BWP”). It is for the confidential use and information of employees of BWP. It may not be copied and must be returned to BWP upon request or upon termination of employment.</w:t>
-      </w:r>
-    </w:p>
-    <w:p>
-      <w:pPr>
-        <w:spacing w:after="0" w:before="0" w:line="240"/>
-      </w:pPr>
-      <w:r>
-        <w:rPr>
-          <w:sz w:val="24"/>
-          <w:szCs w:val="24"/>
-        </w:rPr>
-        <w:t xml:space="preserve"/>
-      </w:r>
-    </w:p>
-    <w:p>
-      <w:pPr>
-        <w:spacing w:after="0" w:before="0" w:line="240"/>
-      </w:pPr>
-      <w:r>
-        <w:rPr>
-          <w:sz w:val="24"/>
-          <w:szCs w:val="24"/>
-        </w:rPr>
-        <w:t xml:space="preserve"/>
       </w:r>
     </w:p>
     <w:p>
